--- a/20.12.2025 Raximov/6. ЎзAA га хат.docx
+++ b/20.12.2025 Raximov/6. ЎзAA га хат.docx
@@ -430,15 +430,15 @@
           <w:szCs w:val="28"/>
           <w:lang w:val="uz-Cyrl-UZ"/>
         </w:rPr>
-        <w:t>DS</w:t>
-      </w:r>
-      <w:r>
-        <w:rPr>
-          <w:sz w:val="28"/>
-          <w:szCs w:val="28"/>
-          <w:lang w:val="uz-Cyrl-UZ"/>
-        </w:rPr>
-        <w:t>c</w:t>
+        <w:t>P</w:t>
+      </w:r>
+      <w:r>
+        <w:rPr>
+          <w:sz w:val="28"/>
+          <w:szCs w:val="28"/>
+          <w:lang w:val="uz-Cyrl-UZ"/>
+        </w:rPr>
+        <w:t>hD</w:t>
       </w:r>
       <w:r>
         <w:rPr>
@@ -838,6 +838,17 @@
           <w:lang w:val="uz-Cyrl-UZ"/>
         </w:rPr>
       </w:pPr>
+    </w:p>
+    <w:p>
+      <w:pPr>
+        <w:spacing w:after="200" w:line="276" w:lineRule="auto"/>
+        <w:rPr>
+          <w:b/>
+          <w:sz w:val="28"/>
+          <w:szCs w:val="28"/>
+          <w:lang w:val="uz-Cyrl-UZ"/>
+        </w:rPr>
+      </w:pPr>
       <w:r>
         <w:rPr>
           <w:b/>
@@ -847,6 +858,396 @@
         </w:rPr>
         <w:br w:type="page"/>
       </w:r>
+    </w:p>
+    <w:p>
+      <w:pPr>
+        <w:spacing w:after="200" w:line="276" w:lineRule="auto"/>
+        <w:ind w:left="5387"/>
+        <w:rPr>
+          <w:b/>
+          <w:sz w:val="28"/>
+          <w:szCs w:val="28"/>
+          <w:lang w:val="uz-Cyrl-UZ"/>
+        </w:rPr>
+      </w:pPr>
+    </w:p>
+    <w:p>
+      <w:pPr>
+        <w:spacing w:after="200" w:line="276" w:lineRule="auto"/>
+        <w:ind w:left="5387"/>
+        <w:rPr>
+          <w:b/>
+          <w:sz w:val="28"/>
+          <w:szCs w:val="28"/>
+          <w:lang w:val="uz-Cyrl-UZ"/>
+        </w:rPr>
+      </w:pPr>
+    </w:p>
+    <w:p>
+      <w:pPr>
+        <w:spacing w:after="200" w:line="276" w:lineRule="auto"/>
+        <w:ind w:left="5387"/>
+        <w:rPr>
+          <w:b/>
+          <w:sz w:val="28"/>
+          <w:szCs w:val="28"/>
+          <w:lang w:val="uz-Cyrl-UZ"/>
+        </w:rPr>
+      </w:pPr>
+    </w:p>
+    <w:p>
+      <w:pPr>
+        <w:spacing w:after="200" w:line="276" w:lineRule="auto"/>
+        <w:ind w:left="5387"/>
+        <w:rPr>
+          <w:b/>
+          <w:sz w:val="28"/>
+          <w:szCs w:val="28"/>
+          <w:lang w:val="uz-Cyrl-UZ"/>
+        </w:rPr>
+      </w:pPr>
+    </w:p>
+    <w:p>
+      <w:pPr>
+        <w:spacing w:after="200" w:line="276" w:lineRule="auto"/>
+        <w:ind w:left="5387"/>
+        <w:rPr>
+          <w:b/>
+          <w:sz w:val="28"/>
+          <w:szCs w:val="28"/>
+          <w:lang w:val="uz-Cyrl-UZ"/>
+        </w:rPr>
+      </w:pPr>
+    </w:p>
+    <w:p>
+      <w:pPr>
+        <w:spacing w:after="200" w:line="276" w:lineRule="auto"/>
+        <w:ind w:left="5387"/>
+        <w:rPr>
+          <w:b/>
+          <w:sz w:val="28"/>
+          <w:szCs w:val="28"/>
+          <w:lang w:val="uz-Cyrl-UZ"/>
+        </w:rPr>
+      </w:pPr>
+      <w:r>
+        <w:rPr>
+          <w:b/>
+          <w:sz w:val="28"/>
+          <w:szCs w:val="28"/>
+          <w:lang w:val="uz-Cyrl-UZ"/>
+        </w:rPr>
+        <w:t>Ўзбекистон Миллий ахборот агентлиги Бош директори А.К.Кўчимовга</w:t>
+      </w:r>
+    </w:p>
+    <w:p>
+      <w:pPr>
+        <w:spacing w:after="200" w:line="276" w:lineRule="auto"/>
+        <w:rPr>
+          <w:b/>
+          <w:sz w:val="28"/>
+          <w:szCs w:val="28"/>
+          <w:lang w:val="uz-Cyrl-UZ"/>
+        </w:rPr>
+      </w:pPr>
+    </w:p>
+    <w:p>
+      <w:pPr>
+        <w:spacing w:after="200" w:line="276" w:lineRule="auto"/>
+        <w:jc w:val="center"/>
+        <w:rPr>
+          <w:sz w:val="28"/>
+          <w:szCs w:val="28"/>
+          <w:lang w:val="uz-Cyrl-UZ"/>
+        </w:rPr>
+      </w:pPr>
+      <w:r>
+        <w:rPr>
+          <w:sz w:val="28"/>
+          <w:szCs w:val="28"/>
+          <w:lang w:val="uz-Cyrl-UZ"/>
+        </w:rPr>
+        <w:t>Ҳурматли Абдусаид Кўчимович!</w:t>
+      </w:r>
+    </w:p>
+    <w:p>
+      <w:pPr>
+        <w:spacing w:after="200" w:line="276" w:lineRule="auto"/>
+        <w:ind w:firstLine="709"/>
+        <w:jc w:val="both"/>
+        <w:rPr>
+          <w:sz w:val="28"/>
+          <w:szCs w:val="28"/>
+          <w:lang w:val="uz-Cyrl-UZ"/>
+        </w:rPr>
+      </w:pPr>
+      <w:r>
+        <w:rPr>
+          <w:sz w:val="28"/>
+          <w:szCs w:val="28"/>
+          <w:lang w:val="uz-Cyrl-UZ"/>
+        </w:rPr>
+        <w:t>Чирчиқ давлат педагогика университети ҳузуридаги ДСc.03/30.04.2021.Пед.82.01 рақамли илмий даражалар берувчи илмий кенгаш Рахимов Минҳожиддин Муҳаммадғолиб ўғли “Ўзбекистонда иқтидорли болалар ижодкорлигини ривожлантиришнинг бошқариш технологияси” мавзусидаги 13.00.01 – Педагогика назарияси. Педагогик таълимотлар тарихи ихтисослигидан педагогика фанлари бўйича фалсафа доктори (PhD) илмий даражасини олиш учун тайёрлаган диссертациясининг ҳимояси ҳақида ЎзА веб сайтида эълон нашр қилишингизни сўрайди.</w:t>
+      </w:r>
+    </w:p>
+    <w:p>
+      <w:pPr>
+        <w:spacing w:after="200" w:line="276" w:lineRule="auto"/>
+        <w:ind w:firstLine="709"/>
+        <w:jc w:val="both"/>
+        <w:rPr>
+          <w:sz w:val="28"/>
+          <w:szCs w:val="28"/>
+          <w:lang w:val="uz-Cyrl-UZ"/>
+        </w:rPr>
+      </w:pPr>
+      <w:r>
+        <w:rPr>
+          <w:sz w:val="28"/>
+          <w:szCs w:val="28"/>
+          <w:lang w:val="uz-Cyrl-UZ"/>
+        </w:rPr>
+        <w:t>Эълон матни илова қилинади.</w:t>
+      </w:r>
+    </w:p>
+    <w:p>
+      <w:pPr>
+        <w:spacing w:after="200" w:line="276" w:lineRule="auto"/>
+        <w:rPr>
+          <w:sz w:val="28"/>
+          <w:szCs w:val="28"/>
+          <w:lang w:val="uz-Cyrl-UZ"/>
+        </w:rPr>
+      </w:pPr>
+    </w:p>
+    <w:p>
+      <w:pPr>
+        <w:spacing w:after="200" w:line="276" w:lineRule="auto"/>
+        <w:rPr>
+          <w:sz w:val="28"/>
+          <w:szCs w:val="28"/>
+          <w:lang w:val="uz-Cyrl-UZ"/>
+        </w:rPr>
+      </w:pPr>
+    </w:p>
+    <w:p>
+      <w:pPr>
+        <w:spacing w:after="200" w:line="276" w:lineRule="auto"/>
+        <w:rPr>
+          <w:sz w:val="28"/>
+          <w:szCs w:val="28"/>
+          <w:lang w:val="uz-Cyrl-UZ"/>
+        </w:rPr>
+      </w:pPr>
+    </w:p>
+    <w:p>
+      <w:pPr>
+        <w:jc w:val="both"/>
+        <w:rPr>
+          <w:sz w:val="28"/>
+          <w:szCs w:val="28"/>
+          <w:lang w:val="uz-Cyrl-UZ"/>
+        </w:rPr>
+      </w:pPr>
+    </w:p>
+    <w:p>
+      <w:pPr>
+        <w:jc w:val="both"/>
+        <w:rPr>
+          <w:sz w:val="28"/>
+          <w:szCs w:val="28"/>
+          <w:lang w:val="uz-Cyrl-UZ"/>
+        </w:rPr>
+      </w:pPr>
+      <w:r>
+        <w:rPr>
+          <w:sz w:val="28"/>
+          <w:szCs w:val="28"/>
+          <w:lang w:val="uz-Cyrl-UZ"/>
+        </w:rPr>
+        <w:t xml:space="preserve">DSc.03/30.04.2021.Ped.82.01 </w:t>
+      </w:r>
+      <w:r>
+        <w:rPr>
+          <w:sz w:val="28"/>
+          <w:szCs w:val="28"/>
+          <w:lang w:val="uz-Cyrl-UZ"/>
+        </w:rPr>
+        <w:t xml:space="preserve">рақамли </w:t>
+      </w:r>
+    </w:p>
+    <w:p>
+      <w:pPr>
+        <w:jc w:val="both"/>
+        <w:rPr>
+          <w:sz w:val="28"/>
+          <w:szCs w:val="28"/>
+          <w:lang w:val="uz-Cyrl-UZ"/>
+        </w:rPr>
+      </w:pPr>
+      <w:r>
+        <w:rPr>
+          <w:sz w:val="28"/>
+          <w:szCs w:val="28"/>
+          <w:lang w:val="uz-Cyrl-UZ"/>
+        </w:rPr>
+        <w:t xml:space="preserve">Илмий кенгаш раиси:                </w:t>
+      </w:r>
+      <w:r>
+        <w:rPr>
+          <w:sz w:val="28"/>
+          <w:szCs w:val="28"/>
+          <w:lang w:val="uz-Cyrl-UZ"/>
+        </w:rPr>
+        <w:tab/>
+      </w:r>
+      <w:r>
+        <w:rPr>
+          <w:sz w:val="28"/>
+          <w:szCs w:val="28"/>
+          <w:lang w:val="uz-Cyrl-UZ"/>
+        </w:rPr>
+        <w:tab/>
+      </w:r>
+      <w:r>
+        <w:rPr>
+          <w:sz w:val="28"/>
+          <w:szCs w:val="28"/>
+          <w:lang w:val="uz-Cyrl-UZ"/>
+        </w:rPr>
+        <w:tab/>
+      </w:r>
+      <w:r>
+        <w:rPr>
+          <w:sz w:val="28"/>
+          <w:szCs w:val="28"/>
+          <w:lang w:val="uz-Cyrl-UZ"/>
+        </w:rPr>
+        <w:tab/>
+      </w:r>
+      <w:r>
+        <w:rPr>
+          <w:sz w:val="28"/>
+          <w:szCs w:val="28"/>
+          <w:lang w:val="uz-Cyrl-UZ"/>
+        </w:rPr>
+        <w:tab/>
+      </w:r>
+      <w:r>
+        <w:rPr>
+          <w:sz w:val="28"/>
+          <w:szCs w:val="28"/>
+          <w:lang w:val="uz-Cyrl-UZ"/>
+        </w:rPr>
+        <w:t>У.Н. Ходжамқулов</w:t>
+      </w:r>
+    </w:p>
+    <w:p>
+      <w:pPr>
+        <w:jc w:val="both"/>
+        <w:rPr>
+          <w:sz w:val="28"/>
+          <w:szCs w:val="28"/>
+          <w:lang w:val="uz-Cyrl-UZ"/>
+        </w:rPr>
+      </w:pPr>
+    </w:p>
+    <w:p>
+      <w:pPr>
+        <w:jc w:val="both"/>
+        <w:rPr>
+          <w:sz w:val="28"/>
+          <w:szCs w:val="28"/>
+          <w:lang w:val="uz-Cyrl-UZ"/>
+        </w:rPr>
+      </w:pPr>
+    </w:p>
+    <w:p>
+      <w:pPr>
+        <w:jc w:val="both"/>
+        <w:rPr>
+          <w:sz w:val="28"/>
+          <w:szCs w:val="28"/>
+          <w:lang w:val="uz-Cyrl-UZ"/>
+        </w:rPr>
+      </w:pPr>
+    </w:p>
+    <w:p>
+      <w:pPr>
+        <w:jc w:val="both"/>
+        <w:rPr>
+          <w:sz w:val="22"/>
+          <w:szCs w:val="28"/>
+          <w:lang w:val="uz-Cyrl-UZ"/>
+        </w:rPr>
+      </w:pPr>
+      <w:r>
+        <w:rPr>
+          <w:sz w:val="22"/>
+          <w:szCs w:val="28"/>
+          <w:lang w:val="uz-Cyrl-UZ"/>
+        </w:rPr>
+        <w:t>Ижрочи: Ф.Т. Ражабов</w:t>
+      </w:r>
+    </w:p>
+    <w:p>
+      <w:pPr>
+        <w:jc w:val="both"/>
+        <w:rPr>
+          <w:sz w:val="22"/>
+          <w:szCs w:val="28"/>
+          <w:lang w:val="uz-Cyrl-UZ"/>
+        </w:rPr>
+      </w:pPr>
+      <w:r>
+        <w:rPr>
+          <w:sz w:val="22"/>
+          <w:szCs w:val="28"/>
+          <w:lang w:val="uz-Cyrl-UZ"/>
+        </w:rPr>
+        <w:t>Телефон: (90) 808-80-44</w:t>
+      </w:r>
+    </w:p>
+    <w:p>
+      <w:pPr>
+        <w:spacing w:after="200" w:line="276" w:lineRule="auto"/>
+        <w:rPr>
+          <w:sz w:val="28"/>
+          <w:szCs w:val="28"/>
+          <w:lang w:val="uz-Cyrl-UZ"/>
+        </w:rPr>
+      </w:pPr>
+    </w:p>
+    <w:p>
+      <w:pPr>
+        <w:spacing w:after="200" w:line="276" w:lineRule="auto"/>
+        <w:rPr>
+          <w:b/>
+          <w:sz w:val="28"/>
+          <w:szCs w:val="28"/>
+          <w:lang w:val="uz-Cyrl-UZ"/>
+        </w:rPr>
+      </w:pPr>
+      <w:r>
+        <w:rPr>
+          <w:b/>
+          <w:sz w:val="28"/>
+          <w:szCs w:val="28"/>
+          <w:lang w:val="uz-Cyrl-UZ"/>
+        </w:rPr>
+        <w:br w:type="page"/>
+      </w:r>
+    </w:p>
+    <w:p>
+      <w:pPr>
+        <w:spacing w:after="200" w:line="276" w:lineRule="auto"/>
+        <w:rPr>
+          <w:b/>
+          <w:sz w:val="28"/>
+          <w:szCs w:val="28"/>
+          <w:lang w:val="uz-Cyrl-UZ"/>
+        </w:rPr>
+      </w:pPr>
     </w:p>
     <w:p>
       <w:pPr>
@@ -865,158 +1266,23 @@
           <w:szCs w:val="28"/>
           <w:lang w:val="uz-Latn-UZ"/>
         </w:rPr>
-        <w:lastRenderedPageBreak/>
-        <w:t>Raximov Mi</w:t>
-      </w:r>
-      <w:r>
-        <w:rPr>
-          <w:sz w:val="28"/>
-          <w:szCs w:val="28"/>
-          <w:lang w:val="uz-Latn-UZ"/>
-        </w:rPr>
-        <w:t>nhojiddin Muhammadg‘olib o‘g‘li</w:t>
-      </w:r>
-      <w:r>
-        <w:rPr>
-          <w:sz w:val="28"/>
-          <w:szCs w:val="28"/>
-          <w:lang w:val="uz-Latn-UZ"/>
-        </w:rPr>
-        <w:t>ning</w:t>
-      </w:r>
-      <w:r>
-        <w:rPr>
-          <w:sz w:val="28"/>
-          <w:szCs w:val="28"/>
-          <w:lang w:val="uz-Latn-UZ"/>
-        </w:rPr>
-        <w:t xml:space="preserve"> </w:t>
-      </w:r>
-      <w:r>
-        <w:rPr>
-          <w:rFonts w:eastAsia="Calibri"/>
-          <w:sz w:val="28"/>
-          <w:szCs w:val="28"/>
-          <w:lang w:val="uz-Cyrl-UZ"/>
-        </w:rPr>
-        <w:t>pedagogika</w:t>
-      </w:r>
-      <w:r>
-        <w:rPr>
-          <w:rFonts w:eastAsia="Calibri"/>
-          <w:sz w:val="28"/>
-          <w:szCs w:val="28"/>
-          <w:lang w:val="uz-Cyrl-UZ"/>
-        </w:rPr>
-        <w:t xml:space="preserve"> </w:t>
-      </w:r>
-      <w:r>
-        <w:rPr>
-          <w:rFonts w:eastAsia="Calibri"/>
-          <w:sz w:val="28"/>
-          <w:szCs w:val="28"/>
-          <w:lang w:val="uz-Cyrl-UZ"/>
-        </w:rPr>
-        <w:t>fanlari</w:t>
-      </w:r>
-      <w:r>
-        <w:rPr>
-          <w:rFonts w:eastAsia="Calibri"/>
-          <w:sz w:val="28"/>
-          <w:szCs w:val="28"/>
-          <w:lang w:val="uz-Cyrl-UZ"/>
-        </w:rPr>
-        <w:t xml:space="preserve"> </w:t>
-      </w:r>
-      <w:r>
-        <w:rPr>
-          <w:rFonts w:eastAsia="Calibri"/>
-          <w:sz w:val="28"/>
-          <w:szCs w:val="28"/>
-          <w:lang w:val="uz-Cyrl-UZ"/>
-        </w:rPr>
-        <w:t xml:space="preserve">bo‘yicha falsafa </w:t>
-      </w:r>
-      <w:r>
-        <w:rPr>
-          <w:rFonts w:eastAsia="Calibri"/>
-          <w:sz w:val="28"/>
-          <w:szCs w:val="28"/>
-          <w:lang w:val="uz-Cyrl-UZ"/>
-        </w:rPr>
-        <w:t>doktori</w:t>
-      </w:r>
-      <w:r>
-        <w:rPr>
-          <w:rFonts w:eastAsia="Calibri"/>
-          <w:sz w:val="28"/>
-          <w:szCs w:val="28"/>
-          <w:lang w:val="uz-Cyrl-UZ"/>
-        </w:rPr>
-        <w:t xml:space="preserve"> (</w:t>
-      </w:r>
-      <w:r>
-        <w:rPr>
-          <w:rFonts w:eastAsia="Calibri"/>
-          <w:sz w:val="28"/>
-          <w:szCs w:val="28"/>
-          <w:lang w:val="en-US"/>
+        <w:t>Рахимов Минҳожиддин Муҳаммадғолиб ўғлининг педагогика фанлари бўйича фалсафа доктори (</w:t>
+      </w:r>
+      <w:r>
+        <w:rPr>
+          <w:sz w:val="28"/>
+          <w:szCs w:val="28"/>
+          <w:lang w:val="uz-Latn-UZ"/>
         </w:rPr>
         <w:t>PhD</w:t>
       </w:r>
       <w:r>
         <w:rPr>
-          <w:rFonts w:eastAsia="Calibri"/>
-          <w:sz w:val="28"/>
-          <w:szCs w:val="28"/>
-          <w:lang w:val="uz-Cyrl-UZ"/>
-        </w:rPr>
-        <w:t xml:space="preserve">) </w:t>
-      </w:r>
-      <w:r>
-        <w:rPr>
-          <w:rFonts w:eastAsia="Calibri"/>
-          <w:sz w:val="28"/>
-          <w:szCs w:val="28"/>
-          <w:lang w:val="uz-Cyrl-UZ"/>
-        </w:rPr>
-        <w:t>dissertatsiya</w:t>
-      </w:r>
-      <w:r>
-        <w:rPr>
-          <w:rFonts w:eastAsia="Calibri"/>
-          <w:sz w:val="28"/>
-          <w:szCs w:val="28"/>
-          <w:lang w:val="uz-Cyrl-UZ"/>
-        </w:rPr>
-        <w:t xml:space="preserve"> </w:t>
-      </w:r>
-      <w:r>
-        <w:rPr>
-          <w:rFonts w:eastAsia="Calibri"/>
-          <w:sz w:val="28"/>
-          <w:szCs w:val="28"/>
-          <w:lang w:val="uz-Cyrl-UZ"/>
-        </w:rPr>
-        <w:t>himoyasi</w:t>
-      </w:r>
-      <w:r>
-        <w:rPr>
-          <w:rFonts w:eastAsia="Calibri"/>
-          <w:sz w:val="28"/>
-          <w:szCs w:val="28"/>
-          <w:lang w:val="uz-Cyrl-UZ"/>
-        </w:rPr>
-        <w:t xml:space="preserve"> </w:t>
-      </w:r>
-      <w:r>
-        <w:rPr>
-          <w:rFonts w:eastAsia="Calibri"/>
-          <w:sz w:val="28"/>
-          <w:szCs w:val="28"/>
-          <w:lang w:val="uz-Cyrl-UZ"/>
-        </w:rPr>
-        <w:t>to‘g‘risida</w:t>
+          <w:sz w:val="28"/>
+          <w:szCs w:val="28"/>
+          <w:lang w:val="uz-Latn-UZ"/>
+        </w:rPr>
+        <w:t>) диссертация ҳимояси тўғрисида</w:t>
       </w:r>
     </w:p>
     <w:p>
@@ -1034,6 +1300,7 @@
           <w:noProof/>
           <w:sz w:val="28"/>
           <w:szCs w:val="28"/>
+          <w:lang w:val="en-US" w:eastAsia="en-US"/>
         </w:rPr>
         <w:drawing>
           <wp:inline distT="0" distB="0" distL="0" distR="0" wp14:anchorId="694608DC">
@@ -1081,8 +1348,60 @@
           </wp:inline>
         </w:drawing>
       </w:r>
+    </w:p>
+    <w:p>
+      <w:pPr>
+        <w:spacing w:line="276" w:lineRule="auto"/>
+        <w:ind w:firstLine="600"/>
+        <w:jc w:val="both"/>
+        <w:rPr>
+          <w:sz w:val="28"/>
+          <w:szCs w:val="28"/>
+          <w:lang w:val="uz-Latn-UZ"/>
+        </w:rPr>
+      </w:pPr>
+      <w:r>
+        <w:rPr>
+          <w:sz w:val="28"/>
+          <w:szCs w:val="28"/>
+          <w:lang w:val="uz-Latn-UZ"/>
+        </w:rPr>
+        <w:t>Рахимов Минҳожиддин Муҳаммадғолиб ўғлининг 13.00.01 – Педагогика назарияси. Педагогик таълимотлар тарихи ихтисослиги бўйича “Ўзбекистонда иқтидорли болалар ижодкорлигини ривожлантиришнинг бошқариш технологияси” мавзусидаги педагогика фанлари бўйича фалсафа доктори (</w:t>
+      </w:r>
+      <w:r>
+        <w:rPr>
+          <w:sz w:val="28"/>
+          <w:szCs w:val="28"/>
+          <w:lang w:val="uz-Latn-UZ"/>
+        </w:rPr>
+        <w:t>PhD</w:t>
+      </w:r>
       <w:bookmarkStart w:id="1" w:name="_GoBack"/>
       <w:bookmarkEnd w:id="1"/>
+      <w:r>
+        <w:rPr>
+          <w:sz w:val="28"/>
+          <w:szCs w:val="28"/>
+          <w:lang w:val="uz-Latn-UZ"/>
+        </w:rPr>
+        <w:t>) диссертациясининг ҳимояси Чирчиқ давлат педагогика университети ҳузуридаги илмий даражалар берувчи DSc.03/30.04.2021.Ped.82.01 рақамли Илмий кенгашнинг 2026-йил 8-январ куни соат 1</w:t>
+      </w:r>
+      <w:r>
+        <w:rPr>
+          <w:sz w:val="28"/>
+          <w:szCs w:val="28"/>
+          <w:lang w:val="uz-Latn-UZ"/>
+        </w:rPr>
+        <w:t>4</w:t>
+      </w:r>
+      <w:r>
+        <w:rPr>
+          <w:sz w:val="28"/>
+          <w:szCs w:val="28"/>
+          <w:lang w:val="uz-Latn-UZ"/>
+        </w:rPr>
+        <w:t>:00 даги мажлисида бўлиб ўтади.</w:t>
+      </w:r>
     </w:p>
     <w:p>
       <w:pPr>
@@ -1099,151 +1418,149 @@
         <w:rPr>
           <w:sz w:val="28"/>
           <w:szCs w:val="28"/>
-          <w:lang w:val="uz-Latn-UZ"/>
-        </w:rPr>
-        <w:t>Raximov Minhojiddin Muhammadg‘olib o‘g‘li</w:t>
-      </w:r>
-      <w:r>
-        <w:rPr>
-          <w:sz w:val="28"/>
-          <w:szCs w:val="28"/>
-          <w:lang w:val="uz-Latn-UZ"/>
-        </w:rPr>
-        <w:t>ning</w:t>
-      </w:r>
-      <w:r>
-        <w:rPr>
-          <w:iCs/>
-          <w:sz w:val="28"/>
-          <w:szCs w:val="28"/>
-          <w:lang w:val="uz-Cyrl-UZ"/>
+          <w:lang w:val="uz-Cyrl-UZ"/>
+        </w:rPr>
+        <w:t>Манзил: 111720, Тошкент вилояти, Ч</w:t>
+      </w:r>
+      <w:r>
+        <w:rPr>
+          <w:sz w:val="28"/>
+          <w:szCs w:val="28"/>
+          <w:lang w:val="uz-Cyrl-UZ"/>
+        </w:rPr>
+        <w:t>ирчиқ шаҳар, Амир Темур кўчаси,</w:t>
+      </w:r>
+      <w:r>
+        <w:rPr>
+          <w:sz w:val="28"/>
+          <w:szCs w:val="28"/>
         </w:rPr>
         <w:t xml:space="preserve"> </w:t>
       </w:r>
       <w:r>
         <w:rPr>
-          <w:iCs/>
-          <w:sz w:val="28"/>
-          <w:szCs w:val="28"/>
-          <w:lang w:val="uz-Cyrl-UZ"/>
-        </w:rPr>
-        <w:t>13.00.01 – Pedagogika nazariyasi. Pedagogik ta’limotlar tarixi</w:t>
-      </w:r>
-      <w:r>
-        <w:rPr>
-          <w:iCs/>
-          <w:sz w:val="28"/>
-          <w:szCs w:val="28"/>
-          <w:lang w:val="uz-Cyrl-UZ"/>
-        </w:rPr>
-        <w:t xml:space="preserve"> </w:t>
-      </w:r>
-      <w:r>
-        <w:rPr>
-          <w:iCs/>
-          <w:sz w:val="28"/>
-          <w:szCs w:val="28"/>
-          <w:lang w:val="uz-Cyrl-UZ"/>
-        </w:rPr>
-        <w:t>ixtisosligi</w:t>
-      </w:r>
-      <w:r>
-        <w:rPr>
-          <w:iCs/>
-          <w:sz w:val="28"/>
-          <w:szCs w:val="28"/>
-          <w:lang w:val="uz-Cyrl-UZ"/>
-        </w:rPr>
-        <w:t xml:space="preserve"> </w:t>
-      </w:r>
-      <w:r>
-        <w:rPr>
-          <w:iCs/>
-          <w:sz w:val="28"/>
-          <w:szCs w:val="28"/>
-          <w:lang w:val="uz-Cyrl-UZ"/>
-        </w:rPr>
-        <w:t>bo‘yicha</w:t>
-      </w:r>
-      <w:r>
-        <w:rPr>
-          <w:iCs/>
-          <w:sz w:val="28"/>
-          <w:szCs w:val="28"/>
-          <w:lang w:val="uz-Cyrl-UZ"/>
-        </w:rPr>
-        <w:t xml:space="preserve"> “</w:t>
-      </w:r>
-      <w:r>
-        <w:rPr>
-          <w:iCs/>
-          <w:sz w:val="28"/>
-          <w:szCs w:val="28"/>
-          <w:lang w:val="uz-Cyrl-UZ"/>
-        </w:rPr>
-        <w:t>O‘zbekistonda iqtidorli bolalar ijodkorligini rivojlantirishning boshqarish texnologiyasi</w:t>
-      </w:r>
-      <w:r>
-        <w:rPr>
-          <w:iCs/>
-          <w:sz w:val="28"/>
-          <w:szCs w:val="28"/>
-          <w:lang w:val="uz-Cyrl-UZ"/>
-        </w:rPr>
-        <w:t xml:space="preserve">” </w:t>
-      </w:r>
-      <w:r>
-        <w:rPr>
-          <w:iCs/>
-          <w:sz w:val="28"/>
-          <w:szCs w:val="28"/>
-          <w:lang w:val="uz-Cyrl-UZ"/>
-        </w:rPr>
-        <w:t>mavzusidagi</w:t>
-      </w:r>
-      <w:r>
-        <w:rPr>
-          <w:iCs/>
-          <w:sz w:val="28"/>
-          <w:szCs w:val="28"/>
-          <w:lang w:val="uz-Cyrl-UZ"/>
-        </w:rPr>
-        <w:t xml:space="preserve"> </w:t>
-      </w:r>
-      <w:r>
-        <w:rPr>
-          <w:sz w:val="28"/>
-          <w:szCs w:val="28"/>
-          <w:lang w:val="uz-Cyrl-UZ"/>
-        </w:rPr>
-        <w:t>pedagogika</w:t>
-      </w:r>
-      <w:r>
-        <w:rPr>
-          <w:sz w:val="28"/>
-          <w:szCs w:val="28"/>
-          <w:lang w:val="uz-Cyrl-UZ"/>
-        </w:rPr>
-        <w:t xml:space="preserve"> </w:t>
-      </w:r>
-      <w:r>
-        <w:rPr>
-          <w:sz w:val="28"/>
-          <w:szCs w:val="28"/>
-          <w:lang w:val="uz-Cyrl-UZ"/>
-        </w:rPr>
-        <w:t>fanlari</w:t>
-      </w:r>
-      <w:r>
-        <w:rPr>
-          <w:sz w:val="28"/>
-          <w:szCs w:val="28"/>
-          <w:lang w:val="uz-Cyrl-UZ"/>
-        </w:rPr>
-        <w:t xml:space="preserve"> </w:t>
-      </w:r>
-      <w:r>
-        <w:rPr>
+          <w:sz w:val="28"/>
+          <w:szCs w:val="28"/>
+          <w:lang w:val="uz-Cyrl-UZ"/>
+        </w:rPr>
+        <w:t>104-уй. Тел: (99870) 712-27-55; фа</w:t>
+      </w:r>
+      <w:r>
+        <w:rPr>
+          <w:sz w:val="28"/>
+          <w:szCs w:val="28"/>
+          <w:lang w:val="uz-Cyrl-UZ"/>
+        </w:rPr>
+        <w:t xml:space="preserve">кс: (99870) 712-45-41; Э-маил: </w:t>
+      </w:r>
+      <w:r>
+        <w:rPr>
+          <w:sz w:val="28"/>
+          <w:szCs w:val="28"/>
+          <w:lang w:val="uz-Cyrl-UZ"/>
+        </w:rPr>
+        <w:t>chdpi-kengash@umail.uz. Чирчиқ давлат педагогика университети.</w:t>
+      </w:r>
+    </w:p>
+    <w:p>
+      <w:pPr>
+        <w:jc w:val="both"/>
+        <w:rPr>
+          <w:sz w:val="28"/>
+          <w:szCs w:val="28"/>
+          <w:lang w:val="uz-Cyrl-UZ"/>
+        </w:rPr>
+      </w:pPr>
+    </w:p>
+    <w:p>
+      <w:pPr>
+        <w:jc w:val="both"/>
+        <w:rPr>
+          <w:sz w:val="28"/>
+          <w:szCs w:val="28"/>
+          <w:lang w:val="uz-Cyrl-UZ"/>
+        </w:rPr>
+      </w:pPr>
+    </w:p>
+    <w:p>
+      <w:pPr>
+        <w:jc w:val="both"/>
+        <w:rPr>
+          <w:sz w:val="28"/>
+          <w:szCs w:val="28"/>
+          <w:lang w:val="uz-Cyrl-UZ"/>
+        </w:rPr>
+      </w:pPr>
+    </w:p>
+    <w:p>
+      <w:pPr>
+        <w:spacing w:line="276" w:lineRule="auto"/>
+        <w:jc w:val="both"/>
+        <w:rPr>
+          <w:sz w:val="28"/>
+          <w:szCs w:val="28"/>
+          <w:lang w:val="uz-Cyrl-UZ"/>
+        </w:rPr>
+      </w:pPr>
+    </w:p>
+    <w:p>
+      <w:pPr>
+        <w:spacing w:after="200" w:line="276" w:lineRule="auto"/>
+        <w:rPr>
+          <w:sz w:val="28"/>
+          <w:szCs w:val="28"/>
+          <w:lang w:val="uz-Cyrl-UZ"/>
+        </w:rPr>
+      </w:pPr>
+      <w:r>
+        <w:rPr>
+          <w:sz w:val="28"/>
+          <w:szCs w:val="28"/>
+          <w:lang w:val="uz-Cyrl-UZ"/>
+        </w:rPr>
+        <w:br w:type="page"/>
+      </w:r>
+    </w:p>
+    <w:p>
+      <w:pPr>
+        <w:spacing w:line="276" w:lineRule="auto"/>
+        <w:jc w:val="center"/>
+        <w:rPr>
+          <w:rFonts w:eastAsia="Calibri"/>
+          <w:sz w:val="28"/>
+          <w:szCs w:val="28"/>
+          <w:lang w:val="uz-Cyrl-UZ"/>
+        </w:rPr>
+      </w:pPr>
+      <w:r>
+        <w:rPr>
+          <w:sz w:val="28"/>
+          <w:szCs w:val="28"/>
+          <w:lang w:val="uz-Latn-UZ"/>
+        </w:rPr>
+        <w:lastRenderedPageBreak/>
+        <w:t>Raximov Mi</w:t>
+      </w:r>
+      <w:r>
+        <w:rPr>
+          <w:sz w:val="28"/>
+          <w:szCs w:val="28"/>
+          <w:lang w:val="uz-Latn-UZ"/>
+        </w:rPr>
+        <w:t xml:space="preserve">nhojiddin Muhammadg‘olib o‘g‘lining </w:t>
+      </w:r>
+      <w:r>
+        <w:rPr>
+          <w:rFonts w:eastAsia="Calibri"/>
+          <w:sz w:val="28"/>
+          <w:szCs w:val="28"/>
+          <w:lang w:val="uz-Cyrl-UZ"/>
+        </w:rPr>
+        <w:t xml:space="preserve">pedagogika fanlari </w:t>
+      </w:r>
+      <w:r>
+        <w:rPr>
+          <w:rFonts w:eastAsia="Calibri"/>
           <w:sz w:val="28"/>
           <w:szCs w:val="28"/>
           <w:lang w:val="uz-Cyrl-UZ"/>
@@ -1252,460 +1569,94 @@
       </w:r>
       <w:r>
         <w:rPr>
-          <w:sz w:val="28"/>
-          <w:szCs w:val="28"/>
-          <w:lang w:val="uz-Cyrl-UZ"/>
-        </w:rPr>
-        <w:t>doktori</w:t>
-      </w:r>
-      <w:r>
-        <w:rPr>
-          <w:sz w:val="28"/>
-          <w:szCs w:val="28"/>
-          <w:lang w:val="uz-Cyrl-UZ"/>
-        </w:rPr>
-        <w:t xml:space="preserve"> (</w:t>
-      </w:r>
-      <w:r>
-        <w:rPr>
-          <w:sz w:val="28"/>
-          <w:szCs w:val="28"/>
-          <w:lang w:val="uz-Latn-UZ"/>
+          <w:rFonts w:eastAsia="Calibri"/>
+          <w:sz w:val="28"/>
+          <w:szCs w:val="28"/>
+          <w:lang w:val="uz-Cyrl-UZ"/>
+        </w:rPr>
+        <w:t>doktori (</w:t>
+      </w:r>
+      <w:r>
+        <w:rPr>
+          <w:rFonts w:eastAsia="Calibri"/>
+          <w:sz w:val="28"/>
+          <w:szCs w:val="28"/>
+          <w:lang w:val="en-US"/>
         </w:rPr>
         <w:t>PhD</w:t>
       </w:r>
       <w:r>
         <w:rPr>
-          <w:sz w:val="28"/>
-          <w:szCs w:val="28"/>
-          <w:lang w:val="uz-Cyrl-UZ"/>
-        </w:rPr>
-        <w:t xml:space="preserve">) </w:t>
-      </w:r>
-      <w:r>
-        <w:rPr>
-          <w:sz w:val="28"/>
-          <w:szCs w:val="28"/>
-          <w:lang w:val="uz-Cyrl-UZ"/>
-        </w:rPr>
-        <w:t>dissertatsiyasining</w:t>
-      </w:r>
-      <w:r>
-        <w:rPr>
-          <w:sz w:val="28"/>
-          <w:szCs w:val="28"/>
-          <w:lang w:val="uz-Cyrl-UZ"/>
-        </w:rPr>
-        <w:t xml:space="preserve"> </w:t>
-      </w:r>
-      <w:r>
-        <w:rPr>
-          <w:sz w:val="28"/>
-          <w:szCs w:val="28"/>
-          <w:lang w:val="uz-Cyrl-UZ"/>
-        </w:rPr>
-        <w:t>himoyasi</w:t>
-      </w:r>
-      <w:r>
-        <w:rPr>
-          <w:sz w:val="28"/>
-          <w:szCs w:val="28"/>
-          <w:lang w:val="uz-Cyrl-UZ"/>
-        </w:rPr>
-        <w:t xml:space="preserve"> </w:t>
-      </w:r>
-      <w:r>
-        <w:rPr>
-          <w:sz w:val="28"/>
-          <w:szCs w:val="28"/>
-          <w:lang w:val="uz-Cyrl-UZ"/>
-        </w:rPr>
-        <w:t>Chirchiq</w:t>
-      </w:r>
-      <w:r>
-        <w:rPr>
-          <w:sz w:val="28"/>
-          <w:szCs w:val="28"/>
-          <w:lang w:val="uz-Cyrl-UZ"/>
-        </w:rPr>
-        <w:t xml:space="preserve"> </w:t>
-      </w:r>
-      <w:r>
-        <w:rPr>
-          <w:sz w:val="28"/>
-          <w:szCs w:val="28"/>
-          <w:lang w:val="uz-Cyrl-UZ"/>
-        </w:rPr>
-        <w:t>davlat</w:t>
-      </w:r>
-      <w:r>
-        <w:rPr>
-          <w:sz w:val="28"/>
-          <w:szCs w:val="28"/>
-          <w:lang w:val="uz-Cyrl-UZ"/>
-        </w:rPr>
-        <w:t xml:space="preserve"> </w:t>
-      </w:r>
-      <w:r>
-        <w:rPr>
-          <w:sz w:val="28"/>
-          <w:szCs w:val="28"/>
-          <w:lang w:val="uz-Cyrl-UZ"/>
-        </w:rPr>
-        <w:t>pedagogika</w:t>
-      </w:r>
-      <w:r>
-        <w:rPr>
-          <w:sz w:val="28"/>
-          <w:szCs w:val="28"/>
-          <w:lang w:val="uz-Cyrl-UZ"/>
-        </w:rPr>
-        <w:t xml:space="preserve"> </w:t>
-      </w:r>
-      <w:r>
-        <w:rPr>
-          <w:sz w:val="28"/>
-          <w:szCs w:val="28"/>
-          <w:lang w:val="uz-Cyrl-UZ"/>
-        </w:rPr>
-        <w:t>universiteti</w:t>
-      </w:r>
-      <w:r>
-        <w:rPr>
-          <w:sz w:val="28"/>
-          <w:szCs w:val="28"/>
-          <w:lang w:val="uz-Cyrl-UZ"/>
-        </w:rPr>
-        <w:t xml:space="preserve"> </w:t>
-      </w:r>
-      <w:r>
-        <w:rPr>
-          <w:sz w:val="28"/>
-          <w:szCs w:val="28"/>
-          <w:lang w:val="uz-Cyrl-UZ"/>
-        </w:rPr>
-        <w:t>huzuridagi</w:t>
-      </w:r>
-      <w:r>
-        <w:rPr>
-          <w:sz w:val="28"/>
-          <w:szCs w:val="28"/>
-          <w:lang w:val="uz-Cyrl-UZ"/>
-        </w:rPr>
-        <w:t xml:space="preserve"> </w:t>
-      </w:r>
-      <w:r>
-        <w:rPr>
-          <w:sz w:val="28"/>
-          <w:szCs w:val="28"/>
-          <w:lang w:val="uz-Cyrl-UZ"/>
-        </w:rPr>
-        <w:t>ilmiy</w:t>
-      </w:r>
-      <w:r>
-        <w:rPr>
-          <w:sz w:val="28"/>
-          <w:szCs w:val="28"/>
-          <w:lang w:val="uz-Cyrl-UZ"/>
-        </w:rPr>
-        <w:t xml:space="preserve"> </w:t>
-      </w:r>
-      <w:r>
-        <w:rPr>
-          <w:sz w:val="28"/>
-          <w:szCs w:val="28"/>
-          <w:lang w:val="uz-Cyrl-UZ"/>
-        </w:rPr>
-        <w:t>darajalar</w:t>
-      </w:r>
-      <w:r>
-        <w:rPr>
-          <w:sz w:val="28"/>
-          <w:szCs w:val="28"/>
-          <w:lang w:val="uz-Cyrl-UZ"/>
-        </w:rPr>
-        <w:t xml:space="preserve"> </w:t>
-      </w:r>
-      <w:r>
-        <w:rPr>
-          <w:sz w:val="28"/>
-          <w:szCs w:val="28"/>
-          <w:lang w:val="uz-Cyrl-UZ"/>
-        </w:rPr>
-        <w:t>beruvchi</w:t>
-      </w:r>
-      <w:r>
-        <w:rPr>
-          <w:iCs/>
-          <w:sz w:val="28"/>
-          <w:szCs w:val="28"/>
-          <w:lang w:val="uz-Latn-UZ"/>
-        </w:rPr>
-        <w:t xml:space="preserve"> </w:t>
-      </w:r>
-      <w:r>
-        <w:rPr>
-          <w:iCs/>
-          <w:sz w:val="28"/>
-          <w:szCs w:val="28"/>
-          <w:lang w:val="uz-Cyrl-UZ"/>
-        </w:rPr>
-        <w:t xml:space="preserve">DSc.03/30.04.2021.Ped.82.01 </w:t>
-      </w:r>
-      <w:r>
-        <w:rPr>
-          <w:iCs/>
-          <w:sz w:val="28"/>
-          <w:szCs w:val="28"/>
-          <w:lang w:val="uz-Cyrl-UZ"/>
-        </w:rPr>
-        <w:t>raqamli</w:t>
-      </w:r>
-      <w:r>
-        <w:rPr>
-          <w:iCs/>
-          <w:sz w:val="28"/>
-          <w:szCs w:val="28"/>
-          <w:lang w:val="uz-Cyrl-UZ"/>
-        </w:rPr>
-        <w:t xml:space="preserve"> </w:t>
-      </w:r>
-      <w:r>
-        <w:rPr>
-          <w:iCs/>
-          <w:sz w:val="28"/>
-          <w:szCs w:val="28"/>
-          <w:lang w:val="uz-Cyrl-UZ"/>
-        </w:rPr>
-        <w:t>Ilmiy</w:t>
-      </w:r>
-      <w:r>
-        <w:rPr>
-          <w:iCs/>
-          <w:sz w:val="28"/>
-          <w:szCs w:val="28"/>
-          <w:lang w:val="uz-Cyrl-UZ"/>
-        </w:rPr>
-        <w:t xml:space="preserve"> </w:t>
-      </w:r>
-      <w:r>
-        <w:rPr>
-          <w:iCs/>
-          <w:sz w:val="28"/>
-          <w:szCs w:val="28"/>
-          <w:lang w:val="uz-Cyrl-UZ"/>
-        </w:rPr>
-        <w:t>kengashning</w:t>
-      </w:r>
-      <w:r>
-        <w:rPr>
-          <w:iCs/>
-          <w:sz w:val="28"/>
-          <w:szCs w:val="28"/>
-          <w:lang w:val="uz-Cyrl-UZ"/>
-        </w:rPr>
-        <w:t xml:space="preserve"> 202</w:t>
-      </w:r>
-      <w:r>
-        <w:rPr>
-          <w:iCs/>
-          <w:sz w:val="28"/>
-          <w:szCs w:val="28"/>
-          <w:lang w:val="uz-Cyrl-UZ"/>
-        </w:rPr>
-        <w:t>5</w:t>
-      </w:r>
-      <w:r>
-        <w:rPr>
-          <w:iCs/>
-          <w:sz w:val="28"/>
-          <w:szCs w:val="28"/>
-          <w:lang w:val="uz-Cyrl-UZ"/>
-        </w:rPr>
-        <w:t>-</w:t>
-      </w:r>
-      <w:r>
-        <w:rPr>
-          <w:iCs/>
-          <w:sz w:val="28"/>
-          <w:szCs w:val="28"/>
-          <w:lang w:val="uz-Cyrl-UZ"/>
-        </w:rPr>
-        <w:t>yil</w:t>
-      </w:r>
-      <w:r>
-        <w:rPr>
-          <w:iCs/>
-          <w:sz w:val="28"/>
-          <w:szCs w:val="28"/>
-          <w:lang w:val="uz-Cyrl-UZ"/>
-        </w:rPr>
-        <w:t xml:space="preserve"> </w:t>
-      </w:r>
-      <w:r>
-        <w:rPr>
-          <w:iCs/>
-          <w:sz w:val="28"/>
-          <w:szCs w:val="28"/>
-          <w:lang w:val="uz-Latn-UZ"/>
-        </w:rPr>
-        <w:t>13</w:t>
-      </w:r>
-      <w:r>
-        <w:rPr>
-          <w:iCs/>
-          <w:sz w:val="28"/>
-          <w:szCs w:val="28"/>
-          <w:lang w:val="uz-Cyrl-UZ"/>
-        </w:rPr>
-        <w:t>-may</w:t>
-      </w:r>
-      <w:r>
-        <w:rPr>
-          <w:iCs/>
-          <w:sz w:val="28"/>
-          <w:szCs w:val="28"/>
-          <w:lang w:val="uz-Cyrl-UZ"/>
-        </w:rPr>
-        <w:t xml:space="preserve"> </w:t>
-      </w:r>
-      <w:r>
-        <w:rPr>
-          <w:iCs/>
-          <w:sz w:val="28"/>
-          <w:szCs w:val="28"/>
-          <w:lang w:val="uz-Cyrl-UZ"/>
-        </w:rPr>
-        <w:t>kuni</w:t>
-      </w:r>
-      <w:r>
-        <w:rPr>
-          <w:iCs/>
-          <w:sz w:val="28"/>
-          <w:szCs w:val="28"/>
-          <w:lang w:val="uz-Cyrl-UZ"/>
-        </w:rPr>
-        <w:t xml:space="preserve"> </w:t>
-      </w:r>
-      <w:r>
-        <w:rPr>
-          <w:iCs/>
-          <w:sz w:val="28"/>
-          <w:szCs w:val="28"/>
-          <w:lang w:val="uz-Cyrl-UZ"/>
-        </w:rPr>
-        <w:t>soat</w:t>
-      </w:r>
-      <w:r>
-        <w:rPr>
-          <w:iCs/>
-          <w:sz w:val="28"/>
-          <w:szCs w:val="28"/>
-          <w:lang w:val="uz-Cyrl-UZ"/>
-        </w:rPr>
-        <w:t xml:space="preserve"> </w:t>
-      </w:r>
-      <w:r>
-        <w:rPr>
-          <w:iCs/>
-          <w:color w:val="FF0000"/>
-          <w:sz w:val="28"/>
-          <w:szCs w:val="28"/>
-          <w:lang w:val="uz-Cyrl-UZ"/>
-        </w:rPr>
-        <w:t>1</w:t>
-      </w:r>
-      <w:r>
-        <w:rPr>
-          <w:iCs/>
-          <w:color w:val="FF0000"/>
-          <w:sz w:val="28"/>
-          <w:szCs w:val="28"/>
-          <w:lang w:val="uz-Latn-UZ"/>
-        </w:rPr>
-        <w:t>4</w:t>
-      </w:r>
-      <w:r>
-        <w:rPr>
-          <w:iCs/>
-          <w:color w:val="FF0000"/>
-          <w:sz w:val="28"/>
-          <w:szCs w:val="28"/>
-          <w:lang w:val="uz-Cyrl-UZ"/>
-        </w:rPr>
-        <w:t xml:space="preserve">:00 </w:t>
-      </w:r>
-      <w:r>
-        <w:rPr>
-          <w:iCs/>
-          <w:sz w:val="28"/>
-          <w:szCs w:val="28"/>
-          <w:lang w:val="uz-Cyrl-UZ"/>
-        </w:rPr>
-        <w:t>dagi</w:t>
-      </w:r>
-      <w:r>
-        <w:rPr>
-          <w:iCs/>
-          <w:sz w:val="28"/>
-          <w:szCs w:val="28"/>
-          <w:lang w:val="uz-Cyrl-UZ"/>
-        </w:rPr>
-        <w:t xml:space="preserve"> </w:t>
-      </w:r>
-      <w:r>
-        <w:rPr>
-          <w:iCs/>
-          <w:sz w:val="28"/>
-          <w:szCs w:val="28"/>
-          <w:lang w:val="uz-Cyrl-UZ"/>
-        </w:rPr>
-        <w:t>majlisida</w:t>
-      </w:r>
-      <w:r>
-        <w:rPr>
-          <w:iCs/>
-          <w:sz w:val="28"/>
-          <w:szCs w:val="28"/>
-          <w:lang w:val="uz-Cyrl-UZ"/>
-        </w:rPr>
-        <w:t xml:space="preserve"> </w:t>
-      </w:r>
-      <w:r>
-        <w:rPr>
-          <w:iCs/>
-          <w:sz w:val="28"/>
-          <w:szCs w:val="28"/>
-          <w:lang w:val="uz-Cyrl-UZ"/>
-        </w:rPr>
-        <w:t>bo‘lib</w:t>
-      </w:r>
-      <w:r>
-        <w:rPr>
-          <w:iCs/>
-          <w:sz w:val="28"/>
-          <w:szCs w:val="28"/>
-          <w:lang w:val="uz-Cyrl-UZ"/>
-        </w:rPr>
-        <w:t xml:space="preserve"> </w:t>
-      </w:r>
-      <w:r>
-        <w:rPr>
-          <w:iCs/>
-          <w:sz w:val="28"/>
-          <w:szCs w:val="28"/>
-          <w:lang w:val="uz-Cyrl-UZ"/>
-        </w:rPr>
-        <w:t>o‘tadi</w:t>
-      </w:r>
-      <w:r>
-        <w:rPr>
-          <w:iCs/>
-          <w:sz w:val="28"/>
-          <w:szCs w:val="28"/>
-          <w:lang w:val="uz-Cyrl-UZ"/>
-        </w:rPr>
-        <w:t>.</w:t>
+          <w:rFonts w:eastAsia="Calibri"/>
+          <w:sz w:val="28"/>
+          <w:szCs w:val="28"/>
+          <w:lang w:val="uz-Cyrl-UZ"/>
+        </w:rPr>
+        <w:t>) dissertatsiya himoyasi to‘g‘risida</w:t>
+      </w:r>
+    </w:p>
+    <w:p>
+      <w:pPr>
+        <w:spacing w:line="276" w:lineRule="auto"/>
+        <w:jc w:val="center"/>
+        <w:rPr>
+          <w:sz w:val="28"/>
+          <w:szCs w:val="28"/>
+          <w:lang w:val="uz-Latn-UZ"/>
+        </w:rPr>
+      </w:pPr>
+      <w:r>
+        <w:rPr>
+          <w:noProof/>
+          <w:sz w:val="28"/>
+          <w:szCs w:val="28"/>
+          <w:lang w:val="en-US" w:eastAsia="en-US"/>
+        </w:rPr>
+        <w:drawing>
+          <wp:inline distT="0" distB="0" distL="0" distR="0" wp14:anchorId="73435519" wp14:editId="79249E68">
+            <wp:extent cx="2606331" cy="3223260"/>
+            <wp:effectExtent l="0" t="0" r="3810" b="0"/>
+            <wp:docPr id="1" name="Рисунок 1"/>
+            <wp:cNvGraphicFramePr>
+              <a:graphicFrameLocks xmlns:a="http://schemas.openxmlformats.org/drawingml/2006/main" noChangeAspect="1"/>
+            </wp:cNvGraphicFramePr>
+            <a:graphic xmlns:a="http://schemas.openxmlformats.org/drawingml/2006/main">
+              <a:graphicData uri="http://schemas.openxmlformats.org/drawingml/2006/picture">
+                <pic:pic xmlns:pic="http://schemas.openxmlformats.org/drawingml/2006/picture">
+                  <pic:nvPicPr>
+                    <pic:cNvPr id="0" name="Picture 2"/>
+                    <pic:cNvPicPr>
+                      <a:picLocks noChangeAspect="1" noChangeArrowheads="1"/>
+                    </pic:cNvPicPr>
+                  </pic:nvPicPr>
+                  <pic:blipFill>
+                    <a:blip r:embed="rId4">
+                      <a:extLst>
+                        <a:ext uri="{28A0092B-C50C-407E-A947-70E740481C1C}">
+                          <a14:useLocalDpi xmlns:a14="http://schemas.microsoft.com/office/drawing/2010/main" val="0"/>
+                        </a:ext>
+                      </a:extLst>
+                    </a:blip>
+                    <a:srcRect/>
+                    <a:stretch>
+                      <a:fillRect/>
+                    </a:stretch>
+                  </pic:blipFill>
+                  <pic:spPr bwMode="auto">
+                    <a:xfrm>
+                      <a:off x="0" y="0"/>
+                      <a:ext cx="2640788" cy="3265873"/>
+                    </a:xfrm>
+                    <a:prstGeom prst="rect">
+                      <a:avLst/>
+                    </a:prstGeom>
+                    <a:noFill/>
+                  </pic:spPr>
+                </pic:pic>
+              </a:graphicData>
+            </a:graphic>
+          </wp:inline>
+        </w:drawing>
       </w:r>
     </w:p>
     <w:p>
@@ -1723,28 +1674,21 @@
         <w:rPr>
           <w:sz w:val="28"/>
           <w:szCs w:val="28"/>
-          <w:lang w:val="uz-Cyrl-UZ"/>
-        </w:rPr>
-        <w:t>Manzil</w:t>
-      </w:r>
-      <w:r>
-        <w:rPr>
-          <w:sz w:val="28"/>
-          <w:szCs w:val="28"/>
-          <w:lang w:val="uz-Cyrl-UZ"/>
-        </w:rPr>
-        <w:t xml:space="preserve">: 111720, </w:t>
-      </w:r>
-      <w:r>
-        <w:rPr>
-          <w:sz w:val="28"/>
-          <w:szCs w:val="28"/>
-          <w:lang w:val="uz-Cyrl-UZ"/>
-        </w:rPr>
-        <w:t>Toshkent</w:t>
-      </w:r>
-      <w:r>
-        <w:rPr>
+          <w:lang w:val="uz-Latn-UZ"/>
+        </w:rPr>
+        <w:t>Raximov Minhojiddin Muhammadg‘olib o‘g‘li</w:t>
+      </w:r>
+      <w:r>
+        <w:rPr>
+          <w:sz w:val="28"/>
+          <w:szCs w:val="28"/>
+          <w:lang w:val="uz-Latn-UZ"/>
+        </w:rPr>
+        <w:t>ning</w:t>
+      </w:r>
+      <w:r>
+        <w:rPr>
+          <w:iCs/>
           <w:sz w:val="28"/>
           <w:szCs w:val="28"/>
           <w:lang w:val="uz-Cyrl-UZ"/>
@@ -1753,99 +1697,183 @@
       </w:r>
       <w:r>
         <w:rPr>
-          <w:sz w:val="28"/>
-          <w:szCs w:val="28"/>
-          <w:lang w:val="uz-Cyrl-UZ"/>
-        </w:rPr>
-        <w:t>viloyati</w:t>
-      </w:r>
-      <w:r>
-        <w:rPr>
-          <w:sz w:val="28"/>
-          <w:szCs w:val="28"/>
-          <w:lang w:val="uz-Cyrl-UZ"/>
-        </w:rPr>
-        <w:t xml:space="preserve">, </w:t>
-      </w:r>
-      <w:r>
-        <w:rPr>
-          <w:sz w:val="28"/>
-          <w:szCs w:val="28"/>
-          <w:lang w:val="uz-Cyrl-UZ"/>
-        </w:rPr>
-        <w:t>Chirchiq</w:t>
-      </w:r>
-      <w:r>
-        <w:rPr>
-          <w:sz w:val="28"/>
-          <w:szCs w:val="28"/>
-          <w:lang w:val="uz-Cyrl-UZ"/>
+          <w:iCs/>
+          <w:sz w:val="28"/>
+          <w:szCs w:val="28"/>
+          <w:lang w:val="uz-Cyrl-UZ"/>
+        </w:rPr>
+        <w:t>13.00.01 – Pedagogika nazariyasi. Pedagogik ta’limotlar tarixi</w:t>
+      </w:r>
+      <w:r>
+        <w:rPr>
+          <w:iCs/>
+          <w:sz w:val="28"/>
+          <w:szCs w:val="28"/>
+          <w:lang w:val="uz-Cyrl-UZ"/>
+        </w:rPr>
+        <w:t xml:space="preserve"> ixtisosligi bo‘yicha “</w:t>
+      </w:r>
+      <w:r>
+        <w:rPr>
+          <w:iCs/>
+          <w:sz w:val="28"/>
+          <w:szCs w:val="28"/>
+          <w:lang w:val="uz-Cyrl-UZ"/>
+        </w:rPr>
+        <w:t>O‘zbekistonda iqtidorli bolalar ijodkorligini rivojlantirishning boshqarish texnologiyasi</w:t>
+      </w:r>
+      <w:r>
+        <w:rPr>
+          <w:iCs/>
+          <w:sz w:val="28"/>
+          <w:szCs w:val="28"/>
+          <w:lang w:val="uz-Cyrl-UZ"/>
+        </w:rPr>
+        <w:t xml:space="preserve">” mavzusidagi </w:t>
+      </w:r>
+      <w:r>
+        <w:rPr>
+          <w:sz w:val="28"/>
+          <w:szCs w:val="28"/>
+          <w:lang w:val="uz-Cyrl-UZ"/>
+        </w:rPr>
+        <w:t xml:space="preserve">pedagogika fanlari </w:t>
+      </w:r>
+      <w:r>
+        <w:rPr>
+          <w:sz w:val="28"/>
+          <w:szCs w:val="28"/>
+          <w:lang w:val="uz-Cyrl-UZ"/>
+        </w:rPr>
+        <w:t xml:space="preserve">bo‘yicha falsafa </w:t>
+      </w:r>
+      <w:r>
+        <w:rPr>
+          <w:sz w:val="28"/>
+          <w:szCs w:val="28"/>
+          <w:lang w:val="uz-Cyrl-UZ"/>
+        </w:rPr>
+        <w:t>doktori (</w:t>
+      </w:r>
+      <w:r>
+        <w:rPr>
+          <w:sz w:val="28"/>
+          <w:szCs w:val="28"/>
+          <w:lang w:val="uz-Latn-UZ"/>
+        </w:rPr>
+        <w:t>PhD</w:t>
+      </w:r>
+      <w:r>
+        <w:rPr>
+          <w:sz w:val="28"/>
+          <w:szCs w:val="28"/>
+          <w:lang w:val="uz-Cyrl-UZ"/>
+        </w:rPr>
+        <w:t>) dissertatsiyasining himoyasi Chirchiq davlat pedagogika universiteti huzuridagi ilmiy darajalar beruvchi</w:t>
+      </w:r>
+      <w:r>
+        <w:rPr>
+          <w:iCs/>
+          <w:sz w:val="28"/>
+          <w:szCs w:val="28"/>
+          <w:lang w:val="uz-Latn-UZ"/>
         </w:rPr>
         <w:t xml:space="preserve"> </w:t>
       </w:r>
       <w:r>
         <w:rPr>
-          <w:sz w:val="28"/>
-          <w:szCs w:val="28"/>
-          <w:lang w:val="uz-Cyrl-UZ"/>
-        </w:rPr>
-        <w:t>shahar</w:t>
-      </w:r>
-      <w:r>
-        <w:rPr>
-          <w:sz w:val="28"/>
-          <w:szCs w:val="28"/>
-          <w:lang w:val="uz-Cyrl-UZ"/>
-        </w:rPr>
-        <w:t xml:space="preserve">, </w:t>
-      </w:r>
-      <w:r>
-        <w:rPr>
-          <w:sz w:val="28"/>
-          <w:szCs w:val="28"/>
-          <w:lang w:val="uz-Cyrl-UZ"/>
-        </w:rPr>
-        <w:t>Amir</w:t>
-      </w:r>
-      <w:r>
-        <w:rPr>
-          <w:sz w:val="28"/>
-          <w:szCs w:val="28"/>
-          <w:lang w:val="uz-Cyrl-UZ"/>
-        </w:rPr>
-        <w:t xml:space="preserve"> </w:t>
-      </w:r>
-      <w:r>
-        <w:rPr>
-          <w:sz w:val="28"/>
-          <w:szCs w:val="28"/>
-          <w:lang w:val="uz-Cyrl-UZ"/>
-        </w:rPr>
-        <w:t>Temur</w:t>
-      </w:r>
-      <w:r>
-        <w:rPr>
-          <w:sz w:val="28"/>
-          <w:szCs w:val="28"/>
-          <w:lang w:val="uz-Cyrl-UZ"/>
-        </w:rPr>
-        <w:t xml:space="preserve"> </w:t>
-      </w:r>
-      <w:r>
-        <w:rPr>
-          <w:sz w:val="28"/>
-          <w:szCs w:val="28"/>
-          <w:lang w:val="uz-Cyrl-UZ"/>
-        </w:rPr>
-        <w:t>ko‘chasi</w:t>
-      </w:r>
-      <w:r>
-        <w:rPr>
-          <w:sz w:val="28"/>
-          <w:szCs w:val="28"/>
-          <w:lang w:val="uz-Cyrl-UZ"/>
-        </w:rPr>
-        <w:t>,</w:t>
+          <w:iCs/>
+          <w:sz w:val="28"/>
+          <w:szCs w:val="28"/>
+          <w:lang w:val="uz-Cyrl-UZ"/>
+        </w:rPr>
+        <w:t xml:space="preserve">DSc.03/30.04.2021.Ped.82.01 raqamli Ilmiy kengashning 2025-yil </w:t>
+      </w:r>
+      <w:r>
+        <w:rPr>
+          <w:iCs/>
+          <w:sz w:val="28"/>
+          <w:szCs w:val="28"/>
+          <w:lang w:val="uz-Latn-UZ"/>
+        </w:rPr>
+        <w:t>13</w:t>
+      </w:r>
+      <w:r>
+        <w:rPr>
+          <w:iCs/>
+          <w:sz w:val="28"/>
+          <w:szCs w:val="28"/>
+          <w:lang w:val="uz-Cyrl-UZ"/>
+        </w:rPr>
+        <w:t xml:space="preserve">-may kuni </w:t>
+      </w:r>
+      <w:r>
+        <w:rPr>
+          <w:iCs/>
+          <w:color w:val="000000" w:themeColor="text1"/>
+          <w:sz w:val="28"/>
+          <w:szCs w:val="28"/>
+          <w:lang w:val="uz-Cyrl-UZ"/>
+        </w:rPr>
+        <w:t>soat 1</w:t>
+      </w:r>
+      <w:r>
+        <w:rPr>
+          <w:iCs/>
+          <w:color w:val="000000" w:themeColor="text1"/>
+          <w:sz w:val="28"/>
+          <w:szCs w:val="28"/>
+          <w:lang w:val="uz-Latn-UZ"/>
+        </w:rPr>
+        <w:t>4</w:t>
+      </w:r>
+      <w:r>
+        <w:rPr>
+          <w:iCs/>
+          <w:color w:val="000000" w:themeColor="text1"/>
+          <w:sz w:val="28"/>
+          <w:szCs w:val="28"/>
+          <w:lang w:val="uz-Cyrl-UZ"/>
+        </w:rPr>
+        <w:t xml:space="preserve">:00 </w:t>
+      </w:r>
+      <w:r>
+        <w:rPr>
+          <w:iCs/>
+          <w:sz w:val="28"/>
+          <w:szCs w:val="28"/>
+          <w:lang w:val="uz-Cyrl-UZ"/>
+        </w:rPr>
+        <w:t>dagi majlisida bo‘lib o‘tadi</w:t>
+      </w:r>
+      <w:r>
+        <w:rPr>
+          <w:iCs/>
+          <w:sz w:val="28"/>
+          <w:szCs w:val="28"/>
+          <w:lang w:val="uz-Cyrl-UZ"/>
+        </w:rPr>
+        <w:t>.</w:t>
+      </w:r>
+    </w:p>
+    <w:p>
+      <w:pPr>
+        <w:spacing w:line="276" w:lineRule="auto"/>
+        <w:ind w:firstLine="600"/>
+        <w:jc w:val="both"/>
+        <w:rPr>
+          <w:sz w:val="28"/>
+          <w:szCs w:val="28"/>
+          <w:lang w:val="uz-Cyrl-UZ"/>
+        </w:rPr>
+      </w:pPr>
+      <w:r>
+        <w:rPr>
+          <w:sz w:val="28"/>
+          <w:szCs w:val="28"/>
+          <w:lang w:val="uz-Cyrl-UZ"/>
+        </w:rPr>
+        <w:t>Manzil: 111720, Toshkent viloyati, Chirchiq shahar, Amir Temur ko‘chasi,</w:t>
       </w:r>
       <w:r>
         <w:rPr>
@@ -1854,15 +1882,7 @@
           <w:lang w:val="uz-Cyrl-UZ"/>
         </w:rPr>
         <w:br/>
-        <w:t>104-</w:t>
-      </w:r>
-      <w:r>
-        <w:rPr>
-          <w:sz w:val="28"/>
-          <w:szCs w:val="28"/>
-          <w:lang w:val="uz-Cyrl-UZ"/>
-        </w:rPr>
-        <w:t>uy</w:t>
+        <w:t>104-uy</w:t>
       </w:r>
       <w:r>
         <w:rPr>
@@ -1887,55 +1907,7 @@
           <w:szCs w:val="28"/>
           <w:lang w:val="uz-Cyrl-UZ"/>
         </w:rPr>
-        <w:t>Chirchiq</w:t>
-      </w:r>
-      <w:r>
-        <w:rPr>
-          <w:sz w:val="28"/>
-          <w:szCs w:val="28"/>
-          <w:lang w:val="uz-Cyrl-UZ"/>
-        </w:rPr>
-        <w:t xml:space="preserve"> </w:t>
-      </w:r>
-      <w:r>
-        <w:rPr>
-          <w:sz w:val="28"/>
-          <w:szCs w:val="28"/>
-          <w:lang w:val="uz-Cyrl-UZ"/>
-        </w:rPr>
-        <w:t>davlat</w:t>
-      </w:r>
-      <w:r>
-        <w:rPr>
-          <w:sz w:val="28"/>
-          <w:szCs w:val="28"/>
-          <w:lang w:val="uz-Cyrl-UZ"/>
-        </w:rPr>
-        <w:t xml:space="preserve"> </w:t>
-      </w:r>
-      <w:r>
-        <w:rPr>
-          <w:sz w:val="28"/>
-          <w:szCs w:val="28"/>
-          <w:lang w:val="uz-Cyrl-UZ"/>
-        </w:rPr>
-        <w:t>pedagogika</w:t>
-      </w:r>
-      <w:r>
-        <w:rPr>
-          <w:sz w:val="28"/>
-          <w:szCs w:val="28"/>
-          <w:lang w:val="uz-Cyrl-UZ"/>
-        </w:rPr>
-        <w:t xml:space="preserve"> </w:t>
-      </w:r>
-      <w:r>
-        <w:rPr>
-          <w:sz w:val="28"/>
-          <w:szCs w:val="28"/>
-          <w:lang w:val="uz-Cyrl-UZ"/>
-        </w:rPr>
-        <w:t>universiteti</w:t>
+        <w:t>Chirchiq davlat pedagogika universiteti</w:t>
       </w:r>
       <w:r>
         <w:rPr>
